--- a/lessons/6-3/downloads/reveal/teacher/6.3-session-1-prerequisite-practice-a.docx
+++ b/lessons/6-3/downloads/reveal/teacher/6.3-session-1-prerequisite-practice-a.docx
@@ -15,10 +15,28 @@
         <w:rPr>
           <w:rFonts w:ascii="Avenir Next" w:hAnsi="Avenir Next" w:cs="Avenir Next" w:eastAsia="Avenir Next"/>
           <w:color w:val="1A1A1A"/>
+          <w:sz w:val="22"/>
+          <w:szCs w:val="20"/>
+        </w:rPr>
+        <w:t xml:space="preserve">Name</w:t>
+      </w:r>
+      <w:r>
+        <w:rPr>
+          <w:rFonts w:ascii="Avenir Next" w:hAnsi="Avenir Next" w:cs="Avenir Next" w:eastAsia="Avenir Next"/>
+          <w:color w:val="1A1A1A"/>
           <w:sz w:val="20"/>
           <w:szCs w:val="20"/>
         </w:rPr>
-        <w:t xml:space="preserve">Name</w:t>
+        <w:tab/>
+      </w:r>
+      <w:r>
+        <w:rPr>
+          <w:rFonts w:ascii="Avenir Next" w:hAnsi="Avenir Next" w:cs="Avenir Next" w:eastAsia="Avenir Next"/>
+          <w:color w:val="1A1A1A"/>
+          <w:sz w:val="22"/>
+          <w:szCs w:val="20"/>
+        </w:rPr>
+        <w:t xml:space="preserve">   Date</w:t>
       </w:r>
       <w:r>
         <w:rPr>
@@ -33,25 +51,7 @@
         <w:rPr>
           <w:rFonts w:ascii="Avenir Next" w:hAnsi="Avenir Next" w:cs="Avenir Next" w:eastAsia="Avenir Next"/>
           <w:color w:val="1A1A1A"/>
-          <w:sz w:val="20"/>
-          <w:szCs w:val="20"/>
-        </w:rPr>
-        <w:t xml:space="preserve">   Date</w:t>
-      </w:r>
-      <w:r>
-        <w:rPr>
-          <w:rFonts w:ascii="Avenir Next" w:hAnsi="Avenir Next" w:cs="Avenir Next" w:eastAsia="Avenir Next"/>
-          <w:color w:val="1A1A1A"/>
-          <w:sz w:val="20"/>
-          <w:szCs w:val="20"/>
-        </w:rPr>
-        <w:tab/>
-      </w:r>
-      <w:r>
-        <w:rPr>
-          <w:rFonts w:ascii="Avenir Next" w:hAnsi="Avenir Next" w:cs="Avenir Next" w:eastAsia="Avenir Next"/>
-          <w:color w:val="1A1A1A"/>
-          <w:sz w:val="20"/>
+          <w:sz w:val="22"/>
           <w:szCs w:val="20"/>
         </w:rPr>
         <w:t xml:space="preserve">   Period</w:t>
@@ -78,7 +78,7 @@
           <w:caps/>
           <w:color w:val="003A70"/>
           <w:spacing w:val="12"/>
-          <w:sz w:val="19"/>
+          <w:sz w:val="22"/>
           <w:szCs w:val="19"/>
         </w:rPr>
         <w:t xml:space="preserve">Lesson 6-3  ·  Session 1  ·  Prerequisite Practice A  ·  Skill 1 of 2</w:t>
@@ -86,6 +86,7 @@
     </w:p>
     <w:p>
       <w:pPr>
+        <w:pStyle w:val="Heading1"/>
         <w:keepNext/>
         <w:spacing w:before="0" w:after="10" w:line="240" w:lineRule="auto"/>
       </w:pPr>
@@ -111,7 +112,7 @@
         <w:rPr>
           <w:rFonts w:ascii="Avenir Next" w:hAnsi="Avenir Next" w:cs="Avenir Next" w:eastAsia="Avenir Next"/>
           <w:color w:val="5A5F66"/>
-          <w:sz w:val="17"/>
+          <w:sz w:val="22"/>
           <w:szCs w:val="17"/>
         </w:rPr>
         <w:t xml:space="preserve">Builds on Grade 3 · 3.OA.A.1</w:t>
@@ -154,6 +155,7 @@
           </w:tcPr>
           <w:p>
             <w:pPr>
+              <w:pStyle w:val="Heading2"/>
               <w:spacing w:before="0" w:after="0" w:line="252" w:lineRule="auto"/>
             </w:pPr>
             <w:r>
@@ -183,7 +185,7 @@
               <w:rPr>
                 <w:rFonts w:ascii="Avenir Next" w:hAnsi="Avenir Next" w:cs="Avenir Next" w:eastAsia="Avenir Next"/>
                 <w:color w:val="1A1A1A"/>
-                <w:sz w:val="20"/>
+                <w:sz w:val="22"/>
                 <w:szCs w:val="20"/>
               </w:rPr>
               <w:t xml:space="preserve">You will write 5 × 5 × 5 × 5 as a power. It is not the same as 5 + 5 + 5 + 5.</w:t>
@@ -203,6 +205,7 @@
           </w:tcPr>
           <w:p>
             <w:pPr>
+              <w:pStyle w:val="Heading2"/>
               <w:spacing w:before="0" w:after="0" w:line="252" w:lineRule="auto"/>
             </w:pPr>
             <w:r>
@@ -232,7 +235,7 @@
               <w:rPr>
                 <w:rFonts w:ascii="Avenir Next" w:hAnsi="Avenir Next" w:cs="Avenir Next" w:eastAsia="Avenir Next"/>
                 <w:color w:val="1A1A1A"/>
-                <w:sz w:val="20"/>
+                <w:sz w:val="22"/>
                 <w:szCs w:val="20"/>
               </w:rPr>
               <w:t xml:space="preserve">Find the value of a repeated sum and a repeated product, like 3 + 3 + 3 and 3 × 3 × 3.  </w:t>
@@ -242,7 +245,7 @@
                 <w:rFonts w:ascii="Avenir Next" w:hAnsi="Avenir Next" w:cs="Avenir Next" w:eastAsia="Avenir Next"/>
                 <w:b/>
                 <w:color w:val="1A1A1A"/>
-                <w:sz w:val="20"/>
+                <w:sz w:val="22"/>
                 <w:szCs w:val="20"/>
               </w:rPr>
               <w:t xml:space="preserve">You will use it in Practice Form A, problems 3 and 5.</w:t>
@@ -253,6 +256,7 @@
     </w:tbl>
     <w:p>
       <w:pPr>
+        <w:pStyle w:val="Heading2"/>
         <w:keepNext/>
         <w:pBdr>
           <w:bottom w:val="single" w:sz="8" w:space="3" w:color="003A70"/>
@@ -268,7 +272,7 @@
           <w:b/>
           <w:color w:val="003A70"/>
           <w:spacing w:val="14"/>
-          <w:sz w:val="19"/>
+          <w:sz w:val="22"/>
           <w:szCs w:val="19"/>
         </w:rPr>
         <w:t xml:space="preserve">STEPS TO FOLLOW</w:t>
@@ -287,7 +291,7 @@
           <w:rFonts w:ascii="Avenir Next" w:hAnsi="Avenir Next" w:cs="Avenir Next" w:eastAsia="Avenir Next"/>
           <w:i/>
           <w:color w:val="5A5F66"/>
-          <w:sz w:val="17"/>
+          <w:sz w:val="22"/>
           <w:szCs w:val="17"/>
         </w:rPr>
         <w:t xml:space="preserve">use these same steps on every problem</w:t>
@@ -329,6 +333,7 @@
           </w:tcPr>
           <w:p>
             <w:pPr>
+              <w:pStyle w:val="Heading1"/>
               <w:spacing w:before="0" w:after="0" w:line="240" w:lineRule="auto"/>
               <w:jc w:val="center"/>
             </w:pPr>
@@ -358,7 +363,7 @@
                 <w:rFonts w:ascii="Avenir Next" w:hAnsi="Avenir Next" w:cs="Avenir Next" w:eastAsia="Avenir Next"/>
                 <w:b/>
                 <w:color w:val="1A1A1A"/>
-                <w:sz w:val="21"/>
+                <w:sz w:val="22"/>
                 <w:szCs w:val="21"/>
               </w:rPr>
               <w:t xml:space="preserve">Count</w:t>
@@ -367,7 +372,7 @@
               <w:rPr>
                 <w:rFonts w:ascii="Avenir Next" w:hAnsi="Avenir Next" w:cs="Avenir Next" w:eastAsia="Avenir Next"/>
                 <w:color w:val="1A1A1A"/>
-                <w:sz w:val="21"/>
+                <w:sz w:val="22"/>
                 <w:szCs w:val="21"/>
               </w:rPr>
               <w:t xml:space="preserve"> how many times the number repeats.</w:t>
@@ -386,6 +391,7 @@
           </w:tcPr>
           <w:p>
             <w:pPr>
+              <w:pStyle w:val="Heading1"/>
               <w:spacing w:before="0" w:after="0" w:line="240" w:lineRule="auto"/>
               <w:jc w:val="center"/>
             </w:pPr>
@@ -414,7 +420,7 @@
               <w:rPr>
                 <w:rFonts w:ascii="Avenir Next" w:hAnsi="Avenir Next" w:cs="Avenir Next" w:eastAsia="Avenir Next"/>
                 <w:color w:val="1A1A1A"/>
-                <w:sz w:val="21"/>
+                <w:sz w:val="22"/>
                 <w:szCs w:val="21"/>
               </w:rPr>
               <w:t xml:space="preserve">For repeated </w:t>
@@ -424,7 +430,7 @@
                 <w:rFonts w:ascii="Avenir Next" w:hAnsi="Avenir Next" w:cs="Avenir Next" w:eastAsia="Avenir Next"/>
                 <w:b/>
                 <w:color w:val="1A1A1A"/>
-                <w:sz w:val="21"/>
+                <w:sz w:val="22"/>
                 <w:szCs w:val="21"/>
               </w:rPr>
               <w:t xml:space="preserve">+</w:t>
@@ -433,7 +439,7 @@
               <w:rPr>
                 <w:rFonts w:ascii="Avenir Next" w:hAnsi="Avenir Next" w:cs="Avenir Next" w:eastAsia="Avenir Next"/>
                 <w:color w:val="1A1A1A"/>
-                <w:sz w:val="21"/>
+                <w:sz w:val="22"/>
                 <w:szCs w:val="21"/>
               </w:rPr>
               <w:t xml:space="preserve">, multiply the number by the count.</w:t>
@@ -452,6 +458,7 @@
           </w:tcPr>
           <w:p>
             <w:pPr>
+              <w:pStyle w:val="Heading1"/>
               <w:spacing w:before="0" w:after="0" w:line="240" w:lineRule="auto"/>
               <w:jc w:val="center"/>
             </w:pPr>
@@ -480,7 +487,7 @@
               <w:rPr>
                 <w:rFonts w:ascii="Avenir Next" w:hAnsi="Avenir Next" w:cs="Avenir Next" w:eastAsia="Avenir Next"/>
                 <w:color w:val="1A1A1A"/>
-                <w:sz w:val="21"/>
+                <w:sz w:val="22"/>
                 <w:szCs w:val="21"/>
               </w:rPr>
               <w:t xml:space="preserve">For repeated </w:t>
@@ -490,7 +497,7 @@
                 <w:rFonts w:ascii="Avenir Next" w:hAnsi="Avenir Next" w:cs="Avenir Next" w:eastAsia="Avenir Next"/>
                 <w:b/>
                 <w:color w:val="1A1A1A"/>
-                <w:sz w:val="21"/>
+                <w:sz w:val="22"/>
                 <w:szCs w:val="21"/>
               </w:rPr>
               <w:t xml:space="preserve">×</w:t>
@@ -499,7 +506,7 @@
               <w:rPr>
                 <w:rFonts w:ascii="Avenir Next" w:hAnsi="Avenir Next" w:cs="Avenir Next" w:eastAsia="Avenir Next"/>
                 <w:color w:val="1A1A1A"/>
-                <w:sz w:val="21"/>
+                <w:sz w:val="22"/>
                 <w:szCs w:val="21"/>
               </w:rPr>
               <w:t xml:space="preserve">, multiply the number by itself that many times.</w:t>
@@ -510,6 +517,7 @@
     </w:tbl>
     <w:p>
       <w:pPr>
+        <w:pStyle w:val="Heading2"/>
         <w:keepNext/>
         <w:pBdr>
           <w:bottom w:val="single" w:sz="8" w:space="3" w:color="003A70"/>
@@ -525,7 +533,7 @@
           <w:b/>
           <w:color w:val="003A70"/>
           <w:spacing w:val="14"/>
-          <w:sz w:val="19"/>
+          <w:sz w:val="22"/>
           <w:szCs w:val="19"/>
         </w:rPr>
         <w:t xml:space="preserve">WATCH ME</w:t>
@@ -544,7 +552,7 @@
           <w:rFonts w:ascii="Avenir Next" w:hAnsi="Avenir Next" w:cs="Avenir Next" w:eastAsia="Avenir Next"/>
           <w:i/>
           <w:color w:val="5A5F66"/>
-          <w:sz w:val="17"/>
+          <w:sz w:val="22"/>
           <w:szCs w:val="17"/>
         </w:rPr>
         <w:t xml:space="preserve">the steps in action</w:t>
@@ -559,7 +567,7 @@
           <w:rFonts w:ascii="Avenir Next" w:hAnsi="Avenir Next" w:cs="Avenir Next" w:eastAsia="Avenir Next"/>
           <w:b/>
           <w:color w:val="1A1A1A"/>
-          <w:sz w:val="21"/>
+          <w:sz w:val="22"/>
           <w:szCs w:val="21"/>
         </w:rPr>
         <w:t xml:space="preserve">Find 3 + 3 + 3 + 3 and 3 × 3 × 3 × 3.</w:t>
@@ -578,25 +586,25 @@
           <w:rFonts w:ascii="Avenir Next" w:hAnsi="Avenir Next" w:cs="Avenir Next" w:eastAsia="Avenir Next"/>
           <w:b/>
           <w:color w:val="003A70"/>
+          <w:sz w:val="22"/>
+          <w:szCs w:val="19"/>
+        </w:rPr>
+        <w:t xml:space="preserve">Step 1</w:t>
+      </w:r>
+      <w:r>
+        <w:rPr>
+          <w:rFonts w:ascii="Avenir Next" w:hAnsi="Avenir Next" w:cs="Avenir Next" w:eastAsia="Avenir Next"/>
+          <w:color w:val="1A1A1A"/>
           <w:sz w:val="19"/>
           <w:szCs w:val="19"/>
         </w:rPr>
-        <w:t xml:space="preserve">Step 1</w:t>
-      </w:r>
-      <w:r>
-        <w:rPr>
-          <w:rFonts w:ascii="Avenir Next" w:hAnsi="Avenir Next" w:cs="Avenir Next" w:eastAsia="Avenir Next"/>
-          <w:color w:val="1A1A1A"/>
-          <w:sz w:val="19"/>
-          <w:szCs w:val="19"/>
-        </w:rPr>
         <w:tab/>
       </w:r>
       <w:r>
         <w:rPr>
           <w:rFonts w:ascii="Avenir Next" w:hAnsi="Avenir Next" w:cs="Avenir Next" w:eastAsia="Avenir Next"/>
           <w:color w:val="1A1A1A"/>
-          <w:sz w:val="21"/>
+          <w:sz w:val="22"/>
           <w:szCs w:val="21"/>
         </w:rPr>
         <w:t xml:space="preserve">3 repeats 4 times in each.</w:t>
@@ -615,25 +623,25 @@
           <w:rFonts w:ascii="Avenir Next" w:hAnsi="Avenir Next" w:cs="Avenir Next" w:eastAsia="Avenir Next"/>
           <w:b/>
           <w:color w:val="003A70"/>
+          <w:sz w:val="22"/>
+          <w:szCs w:val="19"/>
+        </w:rPr>
+        <w:t xml:space="preserve">Step 2</w:t>
+      </w:r>
+      <w:r>
+        <w:rPr>
+          <w:rFonts w:ascii="Avenir Next" w:hAnsi="Avenir Next" w:cs="Avenir Next" w:eastAsia="Avenir Next"/>
+          <w:color w:val="1A1A1A"/>
           <w:sz w:val="19"/>
           <w:szCs w:val="19"/>
         </w:rPr>
-        <w:t xml:space="preserve">Step 2</w:t>
-      </w:r>
-      <w:r>
-        <w:rPr>
-          <w:rFonts w:ascii="Avenir Next" w:hAnsi="Avenir Next" w:cs="Avenir Next" w:eastAsia="Avenir Next"/>
-          <w:color w:val="1A1A1A"/>
-          <w:sz w:val="19"/>
-          <w:szCs w:val="19"/>
-        </w:rPr>
         <w:tab/>
       </w:r>
       <w:r>
         <w:rPr>
           <w:rFonts w:ascii="Avenir Next" w:hAnsi="Avenir Next" w:cs="Avenir Next" w:eastAsia="Avenir Next"/>
           <w:color w:val="1A1A1A"/>
-          <w:sz w:val="21"/>
+          <w:sz w:val="22"/>
           <w:szCs w:val="21"/>
         </w:rPr>
         <w:t xml:space="preserve">3 + 3 + 3 + 3 = 3 × 4 = 12.</w:t>
@@ -652,25 +660,25 @@
           <w:rFonts w:ascii="Avenir Next" w:hAnsi="Avenir Next" w:cs="Avenir Next" w:eastAsia="Avenir Next"/>
           <w:b/>
           <w:color w:val="003A70"/>
+          <w:sz w:val="22"/>
+          <w:szCs w:val="19"/>
+        </w:rPr>
+        <w:t xml:space="preserve">Step 3</w:t>
+      </w:r>
+      <w:r>
+        <w:rPr>
+          <w:rFonts w:ascii="Avenir Next" w:hAnsi="Avenir Next" w:cs="Avenir Next" w:eastAsia="Avenir Next"/>
+          <w:color w:val="1A1A1A"/>
           <w:sz w:val="19"/>
           <w:szCs w:val="19"/>
         </w:rPr>
-        <w:t xml:space="preserve">Step 3</w:t>
-      </w:r>
-      <w:r>
-        <w:rPr>
-          <w:rFonts w:ascii="Avenir Next" w:hAnsi="Avenir Next" w:cs="Avenir Next" w:eastAsia="Avenir Next"/>
-          <w:color w:val="1A1A1A"/>
-          <w:sz w:val="19"/>
-          <w:szCs w:val="19"/>
-        </w:rPr>
         <w:tab/>
       </w:r>
       <w:r>
         <w:rPr>
           <w:rFonts w:ascii="Avenir Next" w:hAnsi="Avenir Next" w:cs="Avenir Next" w:eastAsia="Avenir Next"/>
           <w:color w:val="1A1A1A"/>
-          <w:sz w:val="21"/>
+          <w:sz w:val="22"/>
           <w:szCs w:val="21"/>
         </w:rPr>
         <w:t xml:space="preserve">3 × 3 × 3 × 3 = 9 × 3 × 3 = 81.</w:t>
@@ -689,18 +697,18 @@
           <w:rFonts w:ascii="Avenir Next" w:hAnsi="Avenir Next" w:cs="Avenir Next" w:eastAsia="Avenir Next"/>
           <w:b/>
           <w:color w:val="1A1A1A"/>
+          <w:sz w:val="22"/>
+          <w:szCs w:val="21"/>
+        </w:rPr>
+        <w:t xml:space="preserve">Answer</w:t>
+      </w:r>
+      <w:r>
+        <w:rPr>
+          <w:rFonts w:ascii="Avenir Next" w:hAnsi="Avenir Next" w:cs="Avenir Next" w:eastAsia="Avenir Next"/>
+          <w:color w:val="1A1A1A"/>
           <w:sz w:val="21"/>
           <w:szCs w:val="21"/>
         </w:rPr>
-        <w:t xml:space="preserve">Answer</w:t>
-      </w:r>
-      <w:r>
-        <w:rPr>
-          <w:rFonts w:ascii="Avenir Next" w:hAnsi="Avenir Next" w:cs="Avenir Next" w:eastAsia="Avenir Next"/>
-          <w:color w:val="1A1A1A"/>
-          <w:sz w:val="21"/>
-          <w:szCs w:val="21"/>
-        </w:rPr>
         <w:tab/>
       </w:r>
       <w:r>
@@ -708,7 +716,7 @@
           <w:rFonts w:ascii="Avenir Next" w:hAnsi="Avenir Next" w:cs="Avenir Next" w:eastAsia="Avenir Next"/>
           <w:b/>
           <w:color w:val="1A1A1A"/>
-          <w:sz w:val="21"/>
+          <w:sz w:val="22"/>
           <w:szCs w:val="21"/>
         </w:rPr>
         <w:t xml:space="preserve">12 and 81. They are not the same.</w:t>
@@ -716,6 +724,7 @@
     </w:p>
     <w:p>
       <w:pPr>
+        <w:pStyle w:val="Heading2"/>
         <w:keepNext/>
         <w:pBdr>
           <w:bottom w:val="single" w:sz="8" w:space="3" w:color="003A70"/>
@@ -731,7 +740,7 @@
           <w:b/>
           <w:color w:val="003A70"/>
           <w:spacing w:val="14"/>
-          <w:sz w:val="19"/>
+          <w:sz w:val="22"/>
           <w:szCs w:val="19"/>
         </w:rPr>
         <w:t xml:space="preserve">TRY IT WITH HELP</w:t>
@@ -750,7 +759,7 @@
           <w:rFonts w:ascii="Avenir Next" w:hAnsi="Avenir Next" w:cs="Avenir Next" w:eastAsia="Avenir Next"/>
           <w:i/>
           <w:color w:val="5A5F66"/>
-          <w:sz w:val="17"/>
+          <w:sz w:val="22"/>
           <w:szCs w:val="17"/>
         </w:rPr>
         <w:t xml:space="preserve">fill in each step</w:t>
@@ -808,35 +817,35 @@
           <w:rFonts w:ascii="Avenir Next" w:hAnsi="Avenir Next" w:cs="Avenir Next" w:eastAsia="Avenir Next"/>
           <w:b/>
           <w:color w:val="003A70"/>
+          <w:sz w:val="22"/>
+          <w:szCs w:val="18"/>
+        </w:rPr>
+        <w:t xml:space="preserve">Step 1</w:t>
+      </w:r>
+      <w:r>
+        <w:rPr>
+          <w:rFonts w:ascii="Avenir Next" w:hAnsi="Avenir Next" w:cs="Avenir Next" w:eastAsia="Avenir Next"/>
+          <w:color w:val="1A1A1A"/>
           <w:sz w:val="18"/>
           <w:szCs w:val="18"/>
         </w:rPr>
-        <w:t xml:space="preserve">Step 1</w:t>
-      </w:r>
-      <w:r>
-        <w:rPr>
-          <w:rFonts w:ascii="Avenir Next" w:hAnsi="Avenir Next" w:cs="Avenir Next" w:eastAsia="Avenir Next"/>
-          <w:color w:val="1A1A1A"/>
-          <w:sz w:val="18"/>
-          <w:szCs w:val="18"/>
-        </w:rPr>
         <w:tab/>
       </w:r>
       <w:r>
         <w:rPr>
           <w:rFonts w:ascii="Avenir Next" w:hAnsi="Avenir Next" w:cs="Avenir Next" w:eastAsia="Avenir Next"/>
           <w:color w:val="1A1A1A"/>
+          <w:sz w:val="22"/>
+          <w:szCs w:val="21"/>
+        </w:rPr>
+        <w:t xml:space="preserve">2 repeats </w:t>
+      </w:r>
+      <w:r>
+        <w:rPr>
+          <w:rFonts w:ascii="Avenir Next" w:hAnsi="Avenir Next" w:cs="Avenir Next" w:eastAsia="Avenir Next"/>
+          <w:color w:val="1A1A1A"/>
           <w:sz w:val="21"/>
           <w:szCs w:val="21"/>
-        </w:rPr>
-        <w:t xml:space="preserve">2 repeats </w:t>
-      </w:r>
-      <w:r>
-        <w:rPr>
-          <w:rFonts w:ascii="Avenir Next" w:hAnsi="Avenir Next" w:cs="Avenir Next" w:eastAsia="Avenir Next"/>
-          <w:color w:val="1A1A1A"/>
-          <w:sz w:val="21"/>
-          <w:szCs w:val="21"/>
           <w:u w:val="single"/>
         </w:rPr>
         <w:t xml:space="preserve">                </w:t>
@@ -845,7 +854,7 @@
         <w:rPr>
           <w:rFonts w:ascii="Avenir Next" w:hAnsi="Avenir Next" w:cs="Avenir Next" w:eastAsia="Avenir Next"/>
           <w:color w:val="1A1A1A"/>
-          <w:sz w:val="21"/>
+          <w:sz w:val="22"/>
           <w:szCs w:val="21"/>
         </w:rPr>
         <w:t xml:space="preserve"> times.</w:t>
@@ -865,25 +874,25 @@
           <w:rFonts w:ascii="Avenir Next" w:hAnsi="Avenir Next" w:cs="Avenir Next" w:eastAsia="Avenir Next"/>
           <w:b/>
           <w:color w:val="003A70"/>
+          <w:sz w:val="22"/>
+          <w:szCs w:val="18"/>
+        </w:rPr>
+        <w:t xml:space="preserve">Step 2</w:t>
+      </w:r>
+      <w:r>
+        <w:rPr>
+          <w:rFonts w:ascii="Avenir Next" w:hAnsi="Avenir Next" w:cs="Avenir Next" w:eastAsia="Avenir Next"/>
+          <w:color w:val="1A1A1A"/>
           <w:sz w:val="18"/>
           <w:szCs w:val="18"/>
         </w:rPr>
-        <w:t xml:space="preserve">Step 2</w:t>
-      </w:r>
-      <w:r>
-        <w:rPr>
-          <w:rFonts w:ascii="Avenir Next" w:hAnsi="Avenir Next" w:cs="Avenir Next" w:eastAsia="Avenir Next"/>
-          <w:color w:val="1A1A1A"/>
-          <w:sz w:val="18"/>
-          <w:szCs w:val="18"/>
-        </w:rPr>
         <w:tab/>
       </w:r>
       <w:r>
         <w:rPr>
           <w:rFonts w:ascii="Avenir Next" w:hAnsi="Avenir Next" w:cs="Avenir Next" w:eastAsia="Avenir Next"/>
           <w:color w:val="1A1A1A"/>
-          <w:sz w:val="21"/>
+          <w:sz w:val="22"/>
           <w:szCs w:val="21"/>
         </w:rPr>
         <w:t xml:space="preserve">2 + 2 + 2 = 2 × 3 = </w:t>
@@ -913,25 +922,25 @@
           <w:rFonts w:ascii="Avenir Next" w:hAnsi="Avenir Next" w:cs="Avenir Next" w:eastAsia="Avenir Next"/>
           <w:b/>
           <w:color w:val="003A70"/>
+          <w:sz w:val="22"/>
+          <w:szCs w:val="18"/>
+        </w:rPr>
+        <w:t xml:space="preserve">Step 3</w:t>
+      </w:r>
+      <w:r>
+        <w:rPr>
+          <w:rFonts w:ascii="Avenir Next" w:hAnsi="Avenir Next" w:cs="Avenir Next" w:eastAsia="Avenir Next"/>
+          <w:color w:val="1A1A1A"/>
           <w:sz w:val="18"/>
           <w:szCs w:val="18"/>
         </w:rPr>
-        <w:t xml:space="preserve">Step 3</w:t>
-      </w:r>
-      <w:r>
-        <w:rPr>
-          <w:rFonts w:ascii="Avenir Next" w:hAnsi="Avenir Next" w:cs="Avenir Next" w:eastAsia="Avenir Next"/>
-          <w:color w:val="1A1A1A"/>
-          <w:sz w:val="18"/>
-          <w:szCs w:val="18"/>
-        </w:rPr>
         <w:tab/>
       </w:r>
       <w:r>
         <w:rPr>
           <w:rFonts w:ascii="Avenir Next" w:hAnsi="Avenir Next" w:cs="Avenir Next" w:eastAsia="Avenir Next"/>
           <w:color w:val="1A1A1A"/>
-          <w:sz w:val="21"/>
+          <w:sz w:val="22"/>
           <w:szCs w:val="21"/>
         </w:rPr>
         <w:t xml:space="preserve">2 × 2 × 2 = 4 × 2 = </w:t>
@@ -1004,35 +1013,35 @@
           <w:rFonts w:ascii="Avenir Next" w:hAnsi="Avenir Next" w:cs="Avenir Next" w:eastAsia="Avenir Next"/>
           <w:b/>
           <w:color w:val="003A70"/>
+          <w:sz w:val="22"/>
+          <w:szCs w:val="18"/>
+        </w:rPr>
+        <w:t xml:space="preserve">Step 1</w:t>
+      </w:r>
+      <w:r>
+        <w:rPr>
+          <w:rFonts w:ascii="Avenir Next" w:hAnsi="Avenir Next" w:cs="Avenir Next" w:eastAsia="Avenir Next"/>
+          <w:color w:val="1A1A1A"/>
           <w:sz w:val="18"/>
           <w:szCs w:val="18"/>
         </w:rPr>
-        <w:t xml:space="preserve">Step 1</w:t>
-      </w:r>
-      <w:r>
-        <w:rPr>
-          <w:rFonts w:ascii="Avenir Next" w:hAnsi="Avenir Next" w:cs="Avenir Next" w:eastAsia="Avenir Next"/>
-          <w:color w:val="1A1A1A"/>
-          <w:sz w:val="18"/>
-          <w:szCs w:val="18"/>
-        </w:rPr>
         <w:tab/>
       </w:r>
       <w:r>
         <w:rPr>
           <w:rFonts w:ascii="Avenir Next" w:hAnsi="Avenir Next" w:cs="Avenir Next" w:eastAsia="Avenir Next"/>
           <w:color w:val="1A1A1A"/>
+          <w:sz w:val="22"/>
+          <w:szCs w:val="21"/>
+        </w:rPr>
+        <w:t xml:space="preserve">5 repeats </w:t>
+      </w:r>
+      <w:r>
+        <w:rPr>
+          <w:rFonts w:ascii="Avenir Next" w:hAnsi="Avenir Next" w:cs="Avenir Next" w:eastAsia="Avenir Next"/>
+          <w:color w:val="1A1A1A"/>
           <w:sz w:val="21"/>
           <w:szCs w:val="21"/>
-        </w:rPr>
-        <w:t xml:space="preserve">5 repeats </w:t>
-      </w:r>
-      <w:r>
-        <w:rPr>
-          <w:rFonts w:ascii="Avenir Next" w:hAnsi="Avenir Next" w:cs="Avenir Next" w:eastAsia="Avenir Next"/>
-          <w:color w:val="1A1A1A"/>
-          <w:sz w:val="21"/>
-          <w:szCs w:val="21"/>
           <w:u w:val="single"/>
         </w:rPr>
         <w:t xml:space="preserve">                </w:t>
@@ -1041,7 +1050,7 @@
         <w:rPr>
           <w:rFonts w:ascii="Avenir Next" w:hAnsi="Avenir Next" w:cs="Avenir Next" w:eastAsia="Avenir Next"/>
           <w:color w:val="1A1A1A"/>
-          <w:sz w:val="21"/>
+          <w:sz w:val="22"/>
           <w:szCs w:val="21"/>
         </w:rPr>
         <w:t xml:space="preserve"> times.</w:t>
@@ -1061,25 +1070,25 @@
           <w:rFonts w:ascii="Avenir Next" w:hAnsi="Avenir Next" w:cs="Avenir Next" w:eastAsia="Avenir Next"/>
           <w:b/>
           <w:color w:val="003A70"/>
+          <w:sz w:val="22"/>
+          <w:szCs w:val="18"/>
+        </w:rPr>
+        <w:t xml:space="preserve">Step 2</w:t>
+      </w:r>
+      <w:r>
+        <w:rPr>
+          <w:rFonts w:ascii="Avenir Next" w:hAnsi="Avenir Next" w:cs="Avenir Next" w:eastAsia="Avenir Next"/>
+          <w:color w:val="1A1A1A"/>
           <w:sz w:val="18"/>
           <w:szCs w:val="18"/>
         </w:rPr>
-        <w:t xml:space="preserve">Step 2</w:t>
-      </w:r>
-      <w:r>
-        <w:rPr>
-          <w:rFonts w:ascii="Avenir Next" w:hAnsi="Avenir Next" w:cs="Avenir Next" w:eastAsia="Avenir Next"/>
-          <w:color w:val="1A1A1A"/>
-          <w:sz w:val="18"/>
-          <w:szCs w:val="18"/>
-        </w:rPr>
         <w:tab/>
       </w:r>
       <w:r>
         <w:rPr>
           <w:rFonts w:ascii="Avenir Next" w:hAnsi="Avenir Next" w:cs="Avenir Next" w:eastAsia="Avenir Next"/>
           <w:color w:val="1A1A1A"/>
-          <w:sz w:val="21"/>
+          <w:sz w:val="22"/>
           <w:szCs w:val="21"/>
         </w:rPr>
         <w:t xml:space="preserve">5 + 5 + 5 = 5 × 3 = </w:t>
@@ -1109,35 +1118,35 @@
           <w:rFonts w:ascii="Avenir Next" w:hAnsi="Avenir Next" w:cs="Avenir Next" w:eastAsia="Avenir Next"/>
           <w:b/>
           <w:color w:val="003A70"/>
+          <w:sz w:val="22"/>
+          <w:szCs w:val="18"/>
+        </w:rPr>
+        <w:t xml:space="preserve">Step 3</w:t>
+      </w:r>
+      <w:r>
+        <w:rPr>
+          <w:rFonts w:ascii="Avenir Next" w:hAnsi="Avenir Next" w:cs="Avenir Next" w:eastAsia="Avenir Next"/>
+          <w:color w:val="1A1A1A"/>
           <w:sz w:val="18"/>
           <w:szCs w:val="18"/>
         </w:rPr>
-        <w:t xml:space="preserve">Step 3</w:t>
-      </w:r>
-      <w:r>
-        <w:rPr>
-          <w:rFonts w:ascii="Avenir Next" w:hAnsi="Avenir Next" w:cs="Avenir Next" w:eastAsia="Avenir Next"/>
-          <w:color w:val="1A1A1A"/>
-          <w:sz w:val="18"/>
-          <w:szCs w:val="18"/>
-        </w:rPr>
         <w:tab/>
       </w:r>
       <w:r>
         <w:rPr>
           <w:rFonts w:ascii="Avenir Next" w:hAnsi="Avenir Next" w:cs="Avenir Next" w:eastAsia="Avenir Next"/>
           <w:color w:val="1A1A1A"/>
+          <w:sz w:val="22"/>
+          <w:szCs w:val="21"/>
+        </w:rPr>
+        <w:t xml:space="preserve">5 × 5 × 5 = 25 × 5 = </w:t>
+      </w:r>
+      <w:r>
+        <w:rPr>
+          <w:rFonts w:ascii="Avenir Next" w:hAnsi="Avenir Next" w:cs="Avenir Next" w:eastAsia="Avenir Next"/>
+          <w:color w:val="1A1A1A"/>
           <w:sz w:val="21"/>
           <w:szCs w:val="21"/>
-        </w:rPr>
-        <w:t xml:space="preserve">5 × 5 × 5 = 25 × 5 = </w:t>
-      </w:r>
-      <w:r>
-        <w:rPr>
-          <w:rFonts w:ascii="Avenir Next" w:hAnsi="Avenir Next" w:cs="Avenir Next" w:eastAsia="Avenir Next"/>
-          <w:color w:val="1A1A1A"/>
-          <w:sz w:val="21"/>
-          <w:szCs w:val="21"/>
           <w:u w:val="single"/>
         </w:rPr>
         <w:t xml:space="preserve">                </w:t>
@@ -1150,6 +1159,7 @@
     </w:p>
     <w:p>
       <w:pPr>
+        <w:pStyle w:val="Heading2"/>
         <w:keepNext/>
         <w:pBdr>
           <w:bottom w:val="single" w:sz="8" w:space="3" w:color="003A70"/>
@@ -1165,7 +1175,7 @@
           <w:b/>
           <w:color w:val="003A70"/>
           <w:spacing w:val="14"/>
-          <w:sz w:val="19"/>
+          <w:sz w:val="22"/>
           <w:szCs w:val="19"/>
         </w:rPr>
         <w:t xml:space="preserve">YOUR TURN</w:t>
@@ -1184,7 +1194,7 @@
           <w:rFonts w:ascii="Avenir Next" w:hAnsi="Avenir Next" w:cs="Avenir Next" w:eastAsia="Avenir Next"/>
           <w:i/>
           <w:color w:val="5A5F66"/>
-          <w:sz w:val="17"/>
+          <w:sz w:val="22"/>
           <w:szCs w:val="17"/>
         </w:rPr>
         <w:t xml:space="preserve">use the steps on your own</w:t>
@@ -1704,7 +1714,7 @@
           <w:caps/>
           <w:color w:val="003A70"/>
           <w:spacing w:val="12"/>
-          <w:sz w:val="19"/>
+          <w:sz w:val="22"/>
           <w:szCs w:val="19"/>
         </w:rPr>
         <w:t xml:space="preserve">Lesson 6-3  ·  Session 1  ·  Prerequisite Practice A  ·  Skill 2 of 2</w:t>
@@ -1712,6 +1722,7 @@
     </w:p>
     <w:p>
       <w:pPr>
+        <w:pStyle w:val="Heading1"/>
         <w:keepNext/>
         <w:spacing w:before="0" w:after="10" w:line="240" w:lineRule="auto"/>
       </w:pPr>
@@ -1737,7 +1748,7 @@
         <w:rPr>
           <w:rFonts w:ascii="Avenir Next" w:hAnsi="Avenir Next" w:cs="Avenir Next" w:eastAsia="Avenir Next"/>
           <w:color w:val="5A5F66"/>
-          <w:sz w:val="17"/>
+          <w:sz w:val="22"/>
           <w:szCs w:val="17"/>
         </w:rPr>
         <w:t xml:space="preserve">Builds on Grade 4 · 4.OA.B.4</w:t>
@@ -1780,6 +1791,7 @@
           </w:tcPr>
           <w:p>
             <w:pPr>
+              <w:pStyle w:val="Heading2"/>
               <w:spacing w:before="0" w:after="0" w:line="252" w:lineRule="auto"/>
             </w:pPr>
             <w:r>
@@ -1809,7 +1821,7 @@
               <w:rPr>
                 <w:rFonts w:ascii="Avenir Next" w:hAnsi="Avenir Next" w:cs="Avenir Next" w:eastAsia="Avenir Next"/>
                 <w:color w:val="1A1A1A"/>
-                <w:sz w:val="20"/>
+                <w:sz w:val="22"/>
                 <w:szCs w:val="20"/>
               </w:rPr>
               <w:t xml:space="preserve">You will write 1/2 × 1/2 × 1/2 as a power. It has 3 factors of 1/2.</w:t>
@@ -1829,6 +1841,7 @@
           </w:tcPr>
           <w:p>
             <w:pPr>
+              <w:pStyle w:val="Heading2"/>
               <w:spacing w:before="0" w:after="0" w:line="252" w:lineRule="auto"/>
             </w:pPr>
             <w:r>
@@ -1858,7 +1871,7 @@
               <w:rPr>
                 <w:rFonts w:ascii="Avenir Next" w:hAnsi="Avenir Next" w:cs="Avenir Next" w:eastAsia="Avenir Next"/>
                 <w:color w:val="1A1A1A"/>
-                <w:sz w:val="20"/>
+                <w:sz w:val="22"/>
                 <w:szCs w:val="20"/>
               </w:rPr>
               <w:t xml:space="preserve">Name and count the factors in a product like 7 × 7 × 7.  </w:t>
@@ -1868,7 +1881,7 @@
                 <w:rFonts w:ascii="Avenir Next" w:hAnsi="Avenir Next" w:cs="Avenir Next" w:eastAsia="Avenir Next"/>
                 <w:b/>
                 <w:color w:val="1A1A1A"/>
-                <w:sz w:val="20"/>
+                <w:sz w:val="22"/>
                 <w:szCs w:val="20"/>
               </w:rPr>
               <w:t xml:space="preserve">You will use it in Practice Form A, problems 6 and 8.</w:t>
@@ -1879,6 +1892,7 @@
     </w:tbl>
     <w:p>
       <w:pPr>
+        <w:pStyle w:val="Heading2"/>
         <w:keepNext/>
         <w:pBdr>
           <w:bottom w:val="single" w:sz="8" w:space="3" w:color="003A70"/>
@@ -1894,7 +1908,7 @@
           <w:b/>
           <w:color w:val="003A70"/>
           <w:spacing w:val="14"/>
-          <w:sz w:val="19"/>
+          <w:sz w:val="22"/>
           <w:szCs w:val="19"/>
         </w:rPr>
         <w:t xml:space="preserve">STEPS TO FOLLOW</w:t>
@@ -1913,7 +1927,7 @@
           <w:rFonts w:ascii="Avenir Next" w:hAnsi="Avenir Next" w:cs="Avenir Next" w:eastAsia="Avenir Next"/>
           <w:i/>
           <w:color w:val="5A5F66"/>
-          <w:sz w:val="17"/>
+          <w:sz w:val="22"/>
           <w:szCs w:val="17"/>
         </w:rPr>
         <w:t xml:space="preserve">use these same steps on every problem</w:t>
@@ -1955,6 +1969,7 @@
           </w:tcPr>
           <w:p>
             <w:pPr>
+              <w:pStyle w:val="Heading1"/>
               <w:spacing w:before="0" w:after="0" w:line="240" w:lineRule="auto"/>
               <w:jc w:val="center"/>
             </w:pPr>
@@ -1983,7 +1998,7 @@
               <w:rPr>
                 <w:rFonts w:ascii="Avenir Next" w:hAnsi="Avenir Next" w:cs="Avenir Next" w:eastAsia="Avenir Next"/>
                 <w:color w:val="1A1A1A"/>
-                <w:sz w:val="21"/>
+                <w:sz w:val="22"/>
                 <w:szCs w:val="21"/>
               </w:rPr>
               <w:t xml:space="preserve">The numbers being multiplied are the </w:t>
@@ -1993,7 +2008,7 @@
                 <w:rFonts w:ascii="Avenir Next" w:hAnsi="Avenir Next" w:cs="Avenir Next" w:eastAsia="Avenir Next"/>
                 <w:b/>
                 <w:color w:val="1A1A1A"/>
-                <w:sz w:val="21"/>
+                <w:sz w:val="22"/>
                 <w:szCs w:val="21"/>
               </w:rPr>
               <w:t xml:space="preserve">factors</w:t>
@@ -2002,7 +2017,7 @@
               <w:rPr>
                 <w:rFonts w:ascii="Avenir Next" w:hAnsi="Avenir Next" w:cs="Avenir Next" w:eastAsia="Avenir Next"/>
                 <w:color w:val="1A1A1A"/>
-                <w:sz w:val="21"/>
+                <w:sz w:val="22"/>
                 <w:szCs w:val="21"/>
               </w:rPr>
               <w:t xml:space="preserve">.</w:t>
@@ -2021,6 +2036,7 @@
           </w:tcPr>
           <w:p>
             <w:pPr>
+              <w:pStyle w:val="Heading1"/>
               <w:spacing w:before="0" w:after="0" w:line="240" w:lineRule="auto"/>
               <w:jc w:val="center"/>
             </w:pPr>
@@ -2050,7 +2066,7 @@
                 <w:rFonts w:ascii="Avenir Next" w:hAnsi="Avenir Next" w:cs="Avenir Next" w:eastAsia="Avenir Next"/>
                 <w:b/>
                 <w:color w:val="1A1A1A"/>
-                <w:sz w:val="21"/>
+                <w:sz w:val="22"/>
                 <w:szCs w:val="21"/>
               </w:rPr>
               <w:t xml:space="preserve">Count</w:t>
@@ -2059,7 +2075,7 @@
               <w:rPr>
                 <w:rFonts w:ascii="Avenir Next" w:hAnsi="Avenir Next" w:cs="Avenir Next" w:eastAsia="Avenir Next"/>
                 <w:color w:val="1A1A1A"/>
-                <w:sz w:val="21"/>
+                <w:sz w:val="22"/>
                 <w:szCs w:val="21"/>
               </w:rPr>
               <w:t xml:space="preserve"> the factors.</w:t>
@@ -2078,6 +2094,7 @@
           </w:tcPr>
           <w:p>
             <w:pPr>
+              <w:pStyle w:val="Heading1"/>
               <w:spacing w:before="0" w:after="0" w:line="240" w:lineRule="auto"/>
               <w:jc w:val="center"/>
             </w:pPr>
@@ -2107,7 +2124,7 @@
                 <w:rFonts w:ascii="Avenir Next" w:hAnsi="Avenir Next" w:cs="Avenir Next" w:eastAsia="Avenir Next"/>
                 <w:b/>
                 <w:color w:val="1A1A1A"/>
-                <w:sz w:val="21"/>
+                <w:sz w:val="22"/>
                 <w:szCs w:val="21"/>
               </w:rPr>
               <w:t xml:space="preserve">Multiply</w:t>
@@ -2116,7 +2133,7 @@
               <w:rPr>
                 <w:rFonts w:ascii="Avenir Next" w:hAnsi="Avenir Next" w:cs="Avenir Next" w:eastAsia="Avenir Next"/>
                 <w:color w:val="1A1A1A"/>
-                <w:sz w:val="21"/>
+                <w:sz w:val="22"/>
                 <w:szCs w:val="21"/>
               </w:rPr>
               <w:t xml:space="preserve"> to find the product.</w:t>
@@ -2127,6 +2144,7 @@
     </w:tbl>
     <w:p>
       <w:pPr>
+        <w:pStyle w:val="Heading2"/>
         <w:keepNext/>
         <w:pBdr>
           <w:bottom w:val="single" w:sz="8" w:space="3" w:color="003A70"/>
@@ -2142,7 +2160,7 @@
           <w:b/>
           <w:color w:val="003A70"/>
           <w:spacing w:val="14"/>
-          <w:sz w:val="19"/>
+          <w:sz w:val="22"/>
           <w:szCs w:val="19"/>
         </w:rPr>
         <w:t xml:space="preserve">WATCH ME</w:t>
@@ -2161,7 +2179,7 @@
           <w:rFonts w:ascii="Avenir Next" w:hAnsi="Avenir Next" w:cs="Avenir Next" w:eastAsia="Avenir Next"/>
           <w:i/>
           <w:color w:val="5A5F66"/>
-          <w:sz w:val="17"/>
+          <w:sz w:val="22"/>
           <w:szCs w:val="17"/>
         </w:rPr>
         <w:t xml:space="preserve">the steps in action</w:t>
@@ -2176,7 +2194,7 @@
           <w:rFonts w:ascii="Avenir Next" w:hAnsi="Avenir Next" w:cs="Avenir Next" w:eastAsia="Avenir Next"/>
           <w:b/>
           <w:color w:val="1A1A1A"/>
-          <w:sz w:val="21"/>
+          <w:sz w:val="22"/>
           <w:szCs w:val="21"/>
         </w:rPr>
         <w:t xml:space="preserve">Name the factors in 6 × 6 × 6. Find the product.</w:t>
@@ -2195,25 +2213,25 @@
           <w:rFonts w:ascii="Avenir Next" w:hAnsi="Avenir Next" w:cs="Avenir Next" w:eastAsia="Avenir Next"/>
           <w:b/>
           <w:color w:val="003A70"/>
+          <w:sz w:val="22"/>
+          <w:szCs w:val="19"/>
+        </w:rPr>
+        <w:t xml:space="preserve">Step 1</w:t>
+      </w:r>
+      <w:r>
+        <w:rPr>
+          <w:rFonts w:ascii="Avenir Next" w:hAnsi="Avenir Next" w:cs="Avenir Next" w:eastAsia="Avenir Next"/>
+          <w:color w:val="1A1A1A"/>
           <w:sz w:val="19"/>
           <w:szCs w:val="19"/>
         </w:rPr>
-        <w:t xml:space="preserve">Step 1</w:t>
-      </w:r>
-      <w:r>
-        <w:rPr>
-          <w:rFonts w:ascii="Avenir Next" w:hAnsi="Avenir Next" w:cs="Avenir Next" w:eastAsia="Avenir Next"/>
-          <w:color w:val="1A1A1A"/>
-          <w:sz w:val="19"/>
-          <w:szCs w:val="19"/>
-        </w:rPr>
         <w:tab/>
       </w:r>
       <w:r>
         <w:rPr>
           <w:rFonts w:ascii="Avenir Next" w:hAnsi="Avenir Next" w:cs="Avenir Next" w:eastAsia="Avenir Next"/>
           <w:color w:val="1A1A1A"/>
-          <w:sz w:val="21"/>
+          <w:sz w:val="22"/>
           <w:szCs w:val="21"/>
         </w:rPr>
         <w:t xml:space="preserve">The factors are 6, 6 and 6.</w:t>
@@ -2232,25 +2250,25 @@
           <w:rFonts w:ascii="Avenir Next" w:hAnsi="Avenir Next" w:cs="Avenir Next" w:eastAsia="Avenir Next"/>
           <w:b/>
           <w:color w:val="003A70"/>
+          <w:sz w:val="22"/>
+          <w:szCs w:val="19"/>
+        </w:rPr>
+        <w:t xml:space="preserve">Step 2</w:t>
+      </w:r>
+      <w:r>
+        <w:rPr>
+          <w:rFonts w:ascii="Avenir Next" w:hAnsi="Avenir Next" w:cs="Avenir Next" w:eastAsia="Avenir Next"/>
+          <w:color w:val="1A1A1A"/>
           <w:sz w:val="19"/>
           <w:szCs w:val="19"/>
         </w:rPr>
-        <w:t xml:space="preserve">Step 2</w:t>
-      </w:r>
-      <w:r>
-        <w:rPr>
-          <w:rFonts w:ascii="Avenir Next" w:hAnsi="Avenir Next" w:cs="Avenir Next" w:eastAsia="Avenir Next"/>
-          <w:color w:val="1A1A1A"/>
-          <w:sz w:val="19"/>
-          <w:szCs w:val="19"/>
-        </w:rPr>
         <w:tab/>
       </w:r>
       <w:r>
         <w:rPr>
           <w:rFonts w:ascii="Avenir Next" w:hAnsi="Avenir Next" w:cs="Avenir Next" w:eastAsia="Avenir Next"/>
           <w:color w:val="1A1A1A"/>
-          <w:sz w:val="21"/>
+          <w:sz w:val="22"/>
           <w:szCs w:val="21"/>
         </w:rPr>
         <w:t xml:space="preserve">There are 3 factors.</w:t>
@@ -2269,25 +2287,25 @@
           <w:rFonts w:ascii="Avenir Next" w:hAnsi="Avenir Next" w:cs="Avenir Next" w:eastAsia="Avenir Next"/>
           <w:b/>
           <w:color w:val="003A70"/>
+          <w:sz w:val="22"/>
+          <w:szCs w:val="19"/>
+        </w:rPr>
+        <w:t xml:space="preserve">Step 3</w:t>
+      </w:r>
+      <w:r>
+        <w:rPr>
+          <w:rFonts w:ascii="Avenir Next" w:hAnsi="Avenir Next" w:cs="Avenir Next" w:eastAsia="Avenir Next"/>
+          <w:color w:val="1A1A1A"/>
           <w:sz w:val="19"/>
           <w:szCs w:val="19"/>
         </w:rPr>
-        <w:t xml:space="preserve">Step 3</w:t>
-      </w:r>
-      <w:r>
-        <w:rPr>
-          <w:rFonts w:ascii="Avenir Next" w:hAnsi="Avenir Next" w:cs="Avenir Next" w:eastAsia="Avenir Next"/>
-          <w:color w:val="1A1A1A"/>
-          <w:sz w:val="19"/>
-          <w:szCs w:val="19"/>
-        </w:rPr>
         <w:tab/>
       </w:r>
       <w:r>
         <w:rPr>
           <w:rFonts w:ascii="Avenir Next" w:hAnsi="Avenir Next" w:cs="Avenir Next" w:eastAsia="Avenir Next"/>
           <w:color w:val="1A1A1A"/>
-          <w:sz w:val="21"/>
+          <w:sz w:val="22"/>
           <w:szCs w:val="21"/>
         </w:rPr>
         <w:t xml:space="preserve">6 × 6 × 6 = 36 × 6 = 216.</w:t>
@@ -2306,18 +2324,18 @@
           <w:rFonts w:ascii="Avenir Next" w:hAnsi="Avenir Next" w:cs="Avenir Next" w:eastAsia="Avenir Next"/>
           <w:b/>
           <w:color w:val="1A1A1A"/>
+          <w:sz w:val="22"/>
+          <w:szCs w:val="21"/>
+        </w:rPr>
+        <w:t xml:space="preserve">Answer</w:t>
+      </w:r>
+      <w:r>
+        <w:rPr>
+          <w:rFonts w:ascii="Avenir Next" w:hAnsi="Avenir Next" w:cs="Avenir Next" w:eastAsia="Avenir Next"/>
+          <w:color w:val="1A1A1A"/>
           <w:sz w:val="21"/>
           <w:szCs w:val="21"/>
         </w:rPr>
-        <w:t xml:space="preserve">Answer</w:t>
-      </w:r>
-      <w:r>
-        <w:rPr>
-          <w:rFonts w:ascii="Avenir Next" w:hAnsi="Avenir Next" w:cs="Avenir Next" w:eastAsia="Avenir Next"/>
-          <w:color w:val="1A1A1A"/>
-          <w:sz w:val="21"/>
-          <w:szCs w:val="21"/>
-        </w:rPr>
         <w:tab/>
       </w:r>
       <w:r>
@@ -2325,7 +2343,7 @@
           <w:rFonts w:ascii="Avenir Next" w:hAnsi="Avenir Next" w:cs="Avenir Next" w:eastAsia="Avenir Next"/>
           <w:b/>
           <w:color w:val="1A1A1A"/>
-          <w:sz w:val="21"/>
+          <w:sz w:val="22"/>
           <w:szCs w:val="21"/>
         </w:rPr>
         <w:t xml:space="preserve">3 factors of 6. The product is 216.</w:t>
@@ -2333,6 +2351,7 @@
     </w:p>
     <w:p>
       <w:pPr>
+        <w:pStyle w:val="Heading2"/>
         <w:keepNext/>
         <w:pBdr>
           <w:bottom w:val="single" w:sz="8" w:space="3" w:color="003A70"/>
@@ -2348,7 +2367,7 @@
           <w:b/>
           <w:color w:val="003A70"/>
           <w:spacing w:val="14"/>
-          <w:sz w:val="19"/>
+          <w:sz w:val="22"/>
           <w:szCs w:val="19"/>
         </w:rPr>
         <w:t xml:space="preserve">TRY IT WITH HELP</w:t>
@@ -2367,7 +2386,7 @@
           <w:rFonts w:ascii="Avenir Next" w:hAnsi="Avenir Next" w:cs="Avenir Next" w:eastAsia="Avenir Next"/>
           <w:i/>
           <w:color w:val="5A5F66"/>
-          <w:sz w:val="17"/>
+          <w:sz w:val="22"/>
           <w:szCs w:val="17"/>
         </w:rPr>
         <w:t xml:space="preserve">fill in each step</w:t>
@@ -2425,28 +2444,47 @@
           <w:rFonts w:ascii="Avenir Next" w:hAnsi="Avenir Next" w:cs="Avenir Next" w:eastAsia="Avenir Next"/>
           <w:b/>
           <w:color w:val="003A70"/>
+          <w:sz w:val="22"/>
+          <w:szCs w:val="18"/>
+        </w:rPr>
+        <w:t xml:space="preserve">Step 1</w:t>
+      </w:r>
+      <w:r>
+        <w:rPr>
+          <w:rFonts w:ascii="Avenir Next" w:hAnsi="Avenir Next" w:cs="Avenir Next" w:eastAsia="Avenir Next"/>
+          <w:color w:val="1A1A1A"/>
           <w:sz w:val="18"/>
           <w:szCs w:val="18"/>
         </w:rPr>
-        <w:t xml:space="preserve">Step 1</w:t>
-      </w:r>
-      <w:r>
-        <w:rPr>
-          <w:rFonts w:ascii="Avenir Next" w:hAnsi="Avenir Next" w:cs="Avenir Next" w:eastAsia="Avenir Next"/>
-          <w:color w:val="1A1A1A"/>
-          <w:sz w:val="18"/>
-          <w:szCs w:val="18"/>
-        </w:rPr>
         <w:tab/>
       </w:r>
       <w:r>
         <w:rPr>
           <w:rFonts w:ascii="Avenir Next" w:hAnsi="Avenir Next" w:cs="Avenir Next" w:eastAsia="Avenir Next"/>
           <w:color w:val="1A1A1A"/>
+          <w:sz w:val="22"/>
+          <w:szCs w:val="21"/>
+        </w:rPr>
+        <w:t xml:space="preserve">The factors are </w:t>
+      </w:r>
+      <w:r>
+        <w:rPr>
+          <w:rFonts w:ascii="Avenir Next" w:hAnsi="Avenir Next" w:cs="Avenir Next" w:eastAsia="Avenir Next"/>
+          <w:color w:val="1A1A1A"/>
           <w:sz w:val="21"/>
           <w:szCs w:val="21"/>
-        </w:rPr>
-        <w:t xml:space="preserve">The factors are </w:t>
+          <w:u w:val="single"/>
+        </w:rPr>
+        <w:t xml:space="preserve">                </w:t>
+      </w:r>
+      <w:r>
+        <w:rPr>
+          <w:rFonts w:ascii="Avenir Next" w:hAnsi="Avenir Next" w:cs="Avenir Next" w:eastAsia="Avenir Next"/>
+          <w:color w:val="1A1A1A"/>
+          <w:sz w:val="22"/>
+          <w:szCs w:val="21"/>
+        </w:rPr>
+        <w:t xml:space="preserve"> and </w:t>
       </w:r>
       <w:r>
         <w:rPr>
@@ -2462,26 +2500,7 @@
         <w:rPr>
           <w:rFonts w:ascii="Avenir Next" w:hAnsi="Avenir Next" w:cs="Avenir Next" w:eastAsia="Avenir Next"/>
           <w:color w:val="1A1A1A"/>
-          <w:sz w:val="21"/>
-          <w:szCs w:val="21"/>
-        </w:rPr>
-        <w:t xml:space="preserve"> and </w:t>
-      </w:r>
-      <w:r>
-        <w:rPr>
-          <w:rFonts w:ascii="Avenir Next" w:hAnsi="Avenir Next" w:cs="Avenir Next" w:eastAsia="Avenir Next"/>
-          <w:color w:val="1A1A1A"/>
-          <w:sz w:val="21"/>
-          <w:szCs w:val="21"/>
-          <w:u w:val="single"/>
-        </w:rPr>
-        <w:t xml:space="preserve">                </w:t>
-      </w:r>
-      <w:r>
-        <w:rPr>
-          <w:rFonts w:ascii="Avenir Next" w:hAnsi="Avenir Next" w:cs="Avenir Next" w:eastAsia="Avenir Next"/>
-          <w:color w:val="1A1A1A"/>
-          <w:sz w:val="21"/>
+          <w:sz w:val="22"/>
           <w:szCs w:val="21"/>
         </w:rPr>
         <w:t xml:space="preserve">.</w:t>
@@ -2501,35 +2520,35 @@
           <w:rFonts w:ascii="Avenir Next" w:hAnsi="Avenir Next" w:cs="Avenir Next" w:eastAsia="Avenir Next"/>
           <w:b/>
           <w:color w:val="003A70"/>
+          <w:sz w:val="22"/>
+          <w:szCs w:val="18"/>
+        </w:rPr>
+        <w:t xml:space="preserve">Step 2</w:t>
+      </w:r>
+      <w:r>
+        <w:rPr>
+          <w:rFonts w:ascii="Avenir Next" w:hAnsi="Avenir Next" w:cs="Avenir Next" w:eastAsia="Avenir Next"/>
+          <w:color w:val="1A1A1A"/>
           <w:sz w:val="18"/>
           <w:szCs w:val="18"/>
         </w:rPr>
-        <w:t xml:space="preserve">Step 2</w:t>
-      </w:r>
-      <w:r>
-        <w:rPr>
-          <w:rFonts w:ascii="Avenir Next" w:hAnsi="Avenir Next" w:cs="Avenir Next" w:eastAsia="Avenir Next"/>
-          <w:color w:val="1A1A1A"/>
-          <w:sz w:val="18"/>
-          <w:szCs w:val="18"/>
-        </w:rPr>
         <w:tab/>
       </w:r>
       <w:r>
         <w:rPr>
           <w:rFonts w:ascii="Avenir Next" w:hAnsi="Avenir Next" w:cs="Avenir Next" w:eastAsia="Avenir Next"/>
           <w:color w:val="1A1A1A"/>
+          <w:sz w:val="22"/>
+          <w:szCs w:val="21"/>
+        </w:rPr>
+        <w:t xml:space="preserve">There are </w:t>
+      </w:r>
+      <w:r>
+        <w:rPr>
+          <w:rFonts w:ascii="Avenir Next" w:hAnsi="Avenir Next" w:cs="Avenir Next" w:eastAsia="Avenir Next"/>
+          <w:color w:val="1A1A1A"/>
           <w:sz w:val="21"/>
           <w:szCs w:val="21"/>
-        </w:rPr>
-        <w:t xml:space="preserve">There are </w:t>
-      </w:r>
-      <w:r>
-        <w:rPr>
-          <w:rFonts w:ascii="Avenir Next" w:hAnsi="Avenir Next" w:cs="Avenir Next" w:eastAsia="Avenir Next"/>
-          <w:color w:val="1A1A1A"/>
-          <w:sz w:val="21"/>
-          <w:szCs w:val="21"/>
           <w:u w:val="single"/>
         </w:rPr>
         <w:t xml:space="preserve">                </w:t>
@@ -2538,7 +2557,7 @@
         <w:rPr>
           <w:rFonts w:ascii="Avenir Next" w:hAnsi="Avenir Next" w:cs="Avenir Next" w:eastAsia="Avenir Next"/>
           <w:color w:val="1A1A1A"/>
-          <w:sz w:val="21"/>
+          <w:sz w:val="22"/>
           <w:szCs w:val="21"/>
         </w:rPr>
         <w:t xml:space="preserve"> factors.</w:t>
@@ -2558,25 +2577,25 @@
           <w:rFonts w:ascii="Avenir Next" w:hAnsi="Avenir Next" w:cs="Avenir Next" w:eastAsia="Avenir Next"/>
           <w:b/>
           <w:color w:val="003A70"/>
+          <w:sz w:val="22"/>
+          <w:szCs w:val="18"/>
+        </w:rPr>
+        <w:t xml:space="preserve">Step 3</w:t>
+      </w:r>
+      <w:r>
+        <w:rPr>
+          <w:rFonts w:ascii="Avenir Next" w:hAnsi="Avenir Next" w:cs="Avenir Next" w:eastAsia="Avenir Next"/>
+          <w:color w:val="1A1A1A"/>
           <w:sz w:val="18"/>
           <w:szCs w:val="18"/>
         </w:rPr>
-        <w:t xml:space="preserve">Step 3</w:t>
-      </w:r>
-      <w:r>
-        <w:rPr>
-          <w:rFonts w:ascii="Avenir Next" w:hAnsi="Avenir Next" w:cs="Avenir Next" w:eastAsia="Avenir Next"/>
-          <w:color w:val="1A1A1A"/>
-          <w:sz w:val="18"/>
-          <w:szCs w:val="18"/>
-        </w:rPr>
         <w:tab/>
       </w:r>
       <w:r>
         <w:rPr>
           <w:rFonts w:ascii="Avenir Next" w:hAnsi="Avenir Next" w:cs="Avenir Next" w:eastAsia="Avenir Next"/>
           <w:color w:val="1A1A1A"/>
-          <w:sz w:val="21"/>
+          <w:sz w:val="22"/>
           <w:szCs w:val="21"/>
         </w:rPr>
         <w:t xml:space="preserve">4 × 4 = </w:t>
@@ -2649,28 +2668,47 @@
           <w:rFonts w:ascii="Avenir Next" w:hAnsi="Avenir Next" w:cs="Avenir Next" w:eastAsia="Avenir Next"/>
           <w:b/>
           <w:color w:val="003A70"/>
+          <w:sz w:val="22"/>
+          <w:szCs w:val="18"/>
+        </w:rPr>
+        <w:t xml:space="preserve">Step 1</w:t>
+      </w:r>
+      <w:r>
+        <w:rPr>
+          <w:rFonts w:ascii="Avenir Next" w:hAnsi="Avenir Next" w:cs="Avenir Next" w:eastAsia="Avenir Next"/>
+          <w:color w:val="1A1A1A"/>
           <w:sz w:val="18"/>
           <w:szCs w:val="18"/>
         </w:rPr>
-        <w:t xml:space="preserve">Step 1</w:t>
-      </w:r>
-      <w:r>
-        <w:rPr>
-          <w:rFonts w:ascii="Avenir Next" w:hAnsi="Avenir Next" w:cs="Avenir Next" w:eastAsia="Avenir Next"/>
-          <w:color w:val="1A1A1A"/>
-          <w:sz w:val="18"/>
-          <w:szCs w:val="18"/>
-        </w:rPr>
         <w:tab/>
       </w:r>
       <w:r>
         <w:rPr>
           <w:rFonts w:ascii="Avenir Next" w:hAnsi="Avenir Next" w:cs="Avenir Next" w:eastAsia="Avenir Next"/>
           <w:color w:val="1A1A1A"/>
+          <w:sz w:val="22"/>
+          <w:szCs w:val="21"/>
+        </w:rPr>
+        <w:t xml:space="preserve">The factors are </w:t>
+      </w:r>
+      <w:r>
+        <w:rPr>
+          <w:rFonts w:ascii="Avenir Next" w:hAnsi="Avenir Next" w:cs="Avenir Next" w:eastAsia="Avenir Next"/>
+          <w:color w:val="1A1A1A"/>
           <w:sz w:val="21"/>
           <w:szCs w:val="21"/>
-        </w:rPr>
-        <w:t xml:space="preserve">The factors are </w:t>
+          <w:u w:val="single"/>
+        </w:rPr>
+        <w:t xml:space="preserve">                </w:t>
+      </w:r>
+      <w:r>
+        <w:rPr>
+          <w:rFonts w:ascii="Avenir Next" w:hAnsi="Avenir Next" w:cs="Avenir Next" w:eastAsia="Avenir Next"/>
+          <w:color w:val="1A1A1A"/>
+          <w:sz w:val="22"/>
+          <w:szCs w:val="21"/>
+        </w:rPr>
+        <w:t xml:space="preserve">, </w:t>
       </w:r>
       <w:r>
         <w:rPr>
@@ -2686,17 +2724,17 @@
         <w:rPr>
           <w:rFonts w:ascii="Avenir Next" w:hAnsi="Avenir Next" w:cs="Avenir Next" w:eastAsia="Avenir Next"/>
           <w:color w:val="1A1A1A"/>
+          <w:sz w:val="22"/>
+          <w:szCs w:val="21"/>
+        </w:rPr>
+        <w:t xml:space="preserve"> and </w:t>
+      </w:r>
+      <w:r>
+        <w:rPr>
+          <w:rFonts w:ascii="Avenir Next" w:hAnsi="Avenir Next" w:cs="Avenir Next" w:eastAsia="Avenir Next"/>
+          <w:color w:val="1A1A1A"/>
           <w:sz w:val="21"/>
           <w:szCs w:val="21"/>
-        </w:rPr>
-        <w:t xml:space="preserve">, </w:t>
-      </w:r>
-      <w:r>
-        <w:rPr>
-          <w:rFonts w:ascii="Avenir Next" w:hAnsi="Avenir Next" w:cs="Avenir Next" w:eastAsia="Avenir Next"/>
-          <w:color w:val="1A1A1A"/>
-          <w:sz w:val="21"/>
-          <w:szCs w:val="21"/>
           <w:u w:val="single"/>
         </w:rPr>
         <w:t xml:space="preserve">                </w:t>
@@ -2705,26 +2743,7 @@
         <w:rPr>
           <w:rFonts w:ascii="Avenir Next" w:hAnsi="Avenir Next" w:cs="Avenir Next" w:eastAsia="Avenir Next"/>
           <w:color w:val="1A1A1A"/>
-          <w:sz w:val="21"/>
-          <w:szCs w:val="21"/>
-        </w:rPr>
-        <w:t xml:space="preserve"> and </w:t>
-      </w:r>
-      <w:r>
-        <w:rPr>
-          <w:rFonts w:ascii="Avenir Next" w:hAnsi="Avenir Next" w:cs="Avenir Next" w:eastAsia="Avenir Next"/>
-          <w:color w:val="1A1A1A"/>
-          <w:sz w:val="21"/>
-          <w:szCs w:val="21"/>
-          <w:u w:val="single"/>
-        </w:rPr>
-        <w:t xml:space="preserve">                </w:t>
-      </w:r>
-      <w:r>
-        <w:rPr>
-          <w:rFonts w:ascii="Avenir Next" w:hAnsi="Avenir Next" w:cs="Avenir Next" w:eastAsia="Avenir Next"/>
-          <w:color w:val="1A1A1A"/>
-          <w:sz w:val="21"/>
+          <w:sz w:val="22"/>
           <w:szCs w:val="21"/>
         </w:rPr>
         <w:t xml:space="preserve">.</w:t>
@@ -2744,35 +2763,35 @@
           <w:rFonts w:ascii="Avenir Next" w:hAnsi="Avenir Next" w:cs="Avenir Next" w:eastAsia="Avenir Next"/>
           <w:b/>
           <w:color w:val="003A70"/>
+          <w:sz w:val="22"/>
+          <w:szCs w:val="18"/>
+        </w:rPr>
+        <w:t xml:space="preserve">Step 2</w:t>
+      </w:r>
+      <w:r>
+        <w:rPr>
+          <w:rFonts w:ascii="Avenir Next" w:hAnsi="Avenir Next" w:cs="Avenir Next" w:eastAsia="Avenir Next"/>
+          <w:color w:val="1A1A1A"/>
           <w:sz w:val="18"/>
           <w:szCs w:val="18"/>
         </w:rPr>
-        <w:t xml:space="preserve">Step 2</w:t>
-      </w:r>
-      <w:r>
-        <w:rPr>
-          <w:rFonts w:ascii="Avenir Next" w:hAnsi="Avenir Next" w:cs="Avenir Next" w:eastAsia="Avenir Next"/>
-          <w:color w:val="1A1A1A"/>
-          <w:sz w:val="18"/>
-          <w:szCs w:val="18"/>
-        </w:rPr>
         <w:tab/>
       </w:r>
       <w:r>
         <w:rPr>
           <w:rFonts w:ascii="Avenir Next" w:hAnsi="Avenir Next" w:cs="Avenir Next" w:eastAsia="Avenir Next"/>
           <w:color w:val="1A1A1A"/>
+          <w:sz w:val="22"/>
+          <w:szCs w:val="21"/>
+        </w:rPr>
+        <w:t xml:space="preserve">There are </w:t>
+      </w:r>
+      <w:r>
+        <w:rPr>
+          <w:rFonts w:ascii="Avenir Next" w:hAnsi="Avenir Next" w:cs="Avenir Next" w:eastAsia="Avenir Next"/>
+          <w:color w:val="1A1A1A"/>
           <w:sz w:val="21"/>
           <w:szCs w:val="21"/>
-        </w:rPr>
-        <w:t xml:space="preserve">There are </w:t>
-      </w:r>
-      <w:r>
-        <w:rPr>
-          <w:rFonts w:ascii="Avenir Next" w:hAnsi="Avenir Next" w:cs="Avenir Next" w:eastAsia="Avenir Next"/>
-          <w:color w:val="1A1A1A"/>
-          <w:sz w:val="21"/>
-          <w:szCs w:val="21"/>
           <w:u w:val="single"/>
         </w:rPr>
         <w:t xml:space="preserve">                </w:t>
@@ -2781,7 +2800,7 @@
         <w:rPr>
           <w:rFonts w:ascii="Avenir Next" w:hAnsi="Avenir Next" w:cs="Avenir Next" w:eastAsia="Avenir Next"/>
           <w:color w:val="1A1A1A"/>
-          <w:sz w:val="21"/>
+          <w:sz w:val="22"/>
           <w:szCs w:val="21"/>
         </w:rPr>
         <w:t xml:space="preserve"> factors.</w:t>
@@ -2801,35 +2820,35 @@
           <w:rFonts w:ascii="Avenir Next" w:hAnsi="Avenir Next" w:cs="Avenir Next" w:eastAsia="Avenir Next"/>
           <w:b/>
           <w:color w:val="003A70"/>
+          <w:sz w:val="22"/>
+          <w:szCs w:val="18"/>
+        </w:rPr>
+        <w:t xml:space="preserve">Step 3</w:t>
+      </w:r>
+      <w:r>
+        <w:rPr>
+          <w:rFonts w:ascii="Avenir Next" w:hAnsi="Avenir Next" w:cs="Avenir Next" w:eastAsia="Avenir Next"/>
+          <w:color w:val="1A1A1A"/>
           <w:sz w:val="18"/>
           <w:szCs w:val="18"/>
         </w:rPr>
-        <w:t xml:space="preserve">Step 3</w:t>
-      </w:r>
-      <w:r>
-        <w:rPr>
-          <w:rFonts w:ascii="Avenir Next" w:hAnsi="Avenir Next" w:cs="Avenir Next" w:eastAsia="Avenir Next"/>
-          <w:color w:val="1A1A1A"/>
-          <w:sz w:val="18"/>
-          <w:szCs w:val="18"/>
-        </w:rPr>
         <w:tab/>
       </w:r>
       <w:r>
         <w:rPr>
           <w:rFonts w:ascii="Avenir Next" w:hAnsi="Avenir Next" w:cs="Avenir Next" w:eastAsia="Avenir Next"/>
           <w:color w:val="1A1A1A"/>
+          <w:sz w:val="22"/>
+          <w:szCs w:val="21"/>
+        </w:rPr>
+        <w:t xml:space="preserve">1/2 × 1/2 × 1/2 = </w:t>
+      </w:r>
+      <w:r>
+        <w:rPr>
+          <w:rFonts w:ascii="Avenir Next" w:hAnsi="Avenir Next" w:cs="Avenir Next" w:eastAsia="Avenir Next"/>
+          <w:color w:val="1A1A1A"/>
           <w:sz w:val="21"/>
           <w:szCs w:val="21"/>
-        </w:rPr>
-        <w:t xml:space="preserve">1/2 × 1/2 × 1/2 = </w:t>
-      </w:r>
-      <w:r>
-        <w:rPr>
-          <w:rFonts w:ascii="Avenir Next" w:hAnsi="Avenir Next" w:cs="Avenir Next" w:eastAsia="Avenir Next"/>
-          <w:color w:val="1A1A1A"/>
-          <w:sz w:val="21"/>
-          <w:szCs w:val="21"/>
           <w:u w:val="single"/>
         </w:rPr>
         <w:t xml:space="preserve">                </w:t>
@@ -2842,6 +2861,7 @@
     </w:p>
     <w:p>
       <w:pPr>
+        <w:pStyle w:val="Heading2"/>
         <w:keepNext/>
         <w:pBdr>
           <w:bottom w:val="single" w:sz="8" w:space="3" w:color="003A70"/>
@@ -2857,7 +2877,7 @@
           <w:b/>
           <w:color w:val="003A70"/>
           <w:spacing w:val="14"/>
-          <w:sz w:val="19"/>
+          <w:sz w:val="22"/>
           <w:szCs w:val="19"/>
         </w:rPr>
         <w:t xml:space="preserve">YOUR TURN</w:t>
@@ -2876,7 +2896,7 @@
           <w:rFonts w:ascii="Avenir Next" w:hAnsi="Avenir Next" w:cs="Avenir Next" w:eastAsia="Avenir Next"/>
           <w:i/>
           <w:color w:val="5A5F66"/>
-          <w:sz w:val="17"/>
+          <w:sz w:val="22"/>
           <w:szCs w:val="17"/>
         </w:rPr>
         <w:t xml:space="preserve">use the steps on your own</w:t>
@@ -3260,6 +3280,7 @@
     </w:p>
     <w:p>
       <w:pPr>
+        <w:pStyle w:val="Heading2"/>
         <w:keepNext/>
         <w:pBdr>
           <w:bottom w:val="single" w:sz="8" w:space="3" w:color="003A70"/>
@@ -3275,7 +3296,7 @@
           <w:b/>
           <w:color w:val="003A70"/>
           <w:spacing w:val="14"/>
-          <w:sz w:val="19"/>
+          <w:sz w:val="22"/>
           <w:szCs w:val="19"/>
         </w:rPr>
         <w:t xml:space="preserve">READY CHECK</w:t>
@@ -3294,7 +3315,7 @@
           <w:rFonts w:ascii="Avenir Next" w:hAnsi="Avenir Next" w:cs="Avenir Next" w:eastAsia="Avenir Next"/>
           <w:i/>
           <w:color w:val="5A5F66"/>
-          <w:sz w:val="17"/>
+          <w:sz w:val="22"/>
           <w:szCs w:val="17"/>
         </w:rPr>
         <w:t xml:space="preserve">a problem like the one in today’s lesson</w:t>
@@ -3445,25 +3466,25 @@
                       <w:rFonts w:ascii="Avenir Next" w:hAnsi="Avenir Next" w:cs="Avenir Next" w:eastAsia="Avenir Next"/>
                       <w:b/>
                       <w:color w:val="003A70"/>
+                      <w:sz w:val="22"/>
+                      <w:szCs w:val="21"/>
+                    </w:rPr>
+                    <w:t xml:space="preserve">A</w:t>
+                  </w:r>
+                  <w:r>
+                    <w:rPr>
+                      <w:rFonts w:ascii="Avenir Next" w:hAnsi="Avenir Next" w:cs="Avenir Next" w:eastAsia="Avenir Next"/>
+                      <w:color w:val="1A1A1A"/>
                       <w:sz w:val="21"/>
                       <w:szCs w:val="21"/>
                     </w:rPr>
-                    <w:t xml:space="preserve">A</w:t>
-                  </w:r>
-                  <w:r>
-                    <w:rPr>
-                      <w:rFonts w:ascii="Avenir Next" w:hAnsi="Avenir Next" w:cs="Avenir Next" w:eastAsia="Avenir Next"/>
-                      <w:color w:val="1A1A1A"/>
-                      <w:sz w:val="21"/>
-                      <w:szCs w:val="21"/>
-                    </w:rPr>
                     <w:tab/>
                   </w:r>
                   <w:r>
                     <w:rPr>
                       <w:rFonts w:ascii="Avenir Next" w:hAnsi="Avenir Next" w:cs="Avenir Next" w:eastAsia="Avenir Next"/>
                       <w:color w:val="1A1A1A"/>
-                      <w:sz w:val="21"/>
+                      <w:sz w:val="22"/>
                       <w:szCs w:val="21"/>
                     </w:rPr>
                     <w:t xml:space="preserve">8</w:t>
@@ -3488,25 +3509,25 @@
                       <w:rFonts w:ascii="Avenir Next" w:hAnsi="Avenir Next" w:cs="Avenir Next" w:eastAsia="Avenir Next"/>
                       <w:b/>
                       <w:color w:val="003A70"/>
+                      <w:sz w:val="22"/>
+                      <w:szCs w:val="21"/>
+                    </w:rPr>
+                    <w:t xml:space="preserve">B</w:t>
+                  </w:r>
+                  <w:r>
+                    <w:rPr>
+                      <w:rFonts w:ascii="Avenir Next" w:hAnsi="Avenir Next" w:cs="Avenir Next" w:eastAsia="Avenir Next"/>
+                      <w:color w:val="1A1A1A"/>
                       <w:sz w:val="21"/>
                       <w:szCs w:val="21"/>
                     </w:rPr>
-                    <w:t xml:space="preserve">B</w:t>
-                  </w:r>
-                  <w:r>
-                    <w:rPr>
-                      <w:rFonts w:ascii="Avenir Next" w:hAnsi="Avenir Next" w:cs="Avenir Next" w:eastAsia="Avenir Next"/>
-                      <w:color w:val="1A1A1A"/>
-                      <w:sz w:val="21"/>
-                      <w:szCs w:val="21"/>
-                    </w:rPr>
                     <w:tab/>
                   </w:r>
                   <w:r>
                     <w:rPr>
                       <w:rFonts w:ascii="Avenir Next" w:hAnsi="Avenir Next" w:cs="Avenir Next" w:eastAsia="Avenir Next"/>
                       <w:color w:val="1A1A1A"/>
-                      <w:sz w:val="21"/>
+                      <w:sz w:val="22"/>
                       <w:szCs w:val="21"/>
                     </w:rPr>
                     <w:t xml:space="preserve">3</w:t>
@@ -3531,25 +3552,25 @@
                       <w:rFonts w:ascii="Avenir Next" w:hAnsi="Avenir Next" w:cs="Avenir Next" w:eastAsia="Avenir Next"/>
                       <w:b/>
                       <w:color w:val="003A70"/>
+                      <w:sz w:val="22"/>
+                      <w:szCs w:val="21"/>
+                    </w:rPr>
+                    <w:t xml:space="preserve">C</w:t>
+                  </w:r>
+                  <w:r>
+                    <w:rPr>
+                      <w:rFonts w:ascii="Avenir Next" w:hAnsi="Avenir Next" w:cs="Avenir Next" w:eastAsia="Avenir Next"/>
+                      <w:color w:val="1A1A1A"/>
                       <w:sz w:val="21"/>
                       <w:szCs w:val="21"/>
                     </w:rPr>
-                    <w:t xml:space="preserve">C</w:t>
-                  </w:r>
-                  <w:r>
-                    <w:rPr>
-                      <w:rFonts w:ascii="Avenir Next" w:hAnsi="Avenir Next" w:cs="Avenir Next" w:eastAsia="Avenir Next"/>
-                      <w:color w:val="1A1A1A"/>
-                      <w:sz w:val="21"/>
-                      <w:szCs w:val="21"/>
-                    </w:rPr>
                     <w:tab/>
                   </w:r>
                   <w:r>
                     <w:rPr>
                       <w:rFonts w:ascii="Avenir Next" w:hAnsi="Avenir Next" w:cs="Avenir Next" w:eastAsia="Avenir Next"/>
                       <w:color w:val="1A1A1A"/>
-                      <w:sz w:val="21"/>
+                      <w:sz w:val="22"/>
                       <w:szCs w:val="21"/>
                     </w:rPr>
                     <w:t xml:space="preserve">24</w:t>
@@ -3574,25 +3595,25 @@
                       <w:rFonts w:ascii="Avenir Next" w:hAnsi="Avenir Next" w:cs="Avenir Next" w:eastAsia="Avenir Next"/>
                       <w:b/>
                       <w:color w:val="003A70"/>
+                      <w:sz w:val="22"/>
+                      <w:szCs w:val="21"/>
+                    </w:rPr>
+                    <w:t xml:space="preserve">D</w:t>
+                  </w:r>
+                  <w:r>
+                    <w:rPr>
+                      <w:rFonts w:ascii="Avenir Next" w:hAnsi="Avenir Next" w:cs="Avenir Next" w:eastAsia="Avenir Next"/>
+                      <w:color w:val="1A1A1A"/>
                       <w:sz w:val="21"/>
                       <w:szCs w:val="21"/>
                     </w:rPr>
-                    <w:t xml:space="preserve">D</w:t>
-                  </w:r>
-                  <w:r>
-                    <w:rPr>
-                      <w:rFonts w:ascii="Avenir Next" w:hAnsi="Avenir Next" w:cs="Avenir Next" w:eastAsia="Avenir Next"/>
-                      <w:color w:val="1A1A1A"/>
-                      <w:sz w:val="21"/>
-                      <w:szCs w:val="21"/>
-                    </w:rPr>
                     <w:tab/>
                   </w:r>
                   <w:r>
                     <w:rPr>
                       <w:rFonts w:ascii="Avenir Next" w:hAnsi="Avenir Next" w:cs="Avenir Next" w:eastAsia="Avenir Next"/>
                       <w:color w:val="1A1A1A"/>
-                      <w:sz w:val="21"/>
+                      <w:sz w:val="22"/>
                       <w:szCs w:val="21"/>
                     </w:rPr>
                     <w:t xml:space="preserve">512</w:t>
@@ -3641,19 +3662,42 @@
         <w:tblLook w:val="0000" w:firstRow="0" w:lastRow="0" w:firstColumn="0" w:lastColumn="0" w:noHBand="1" w:noVBand="1"/>
       </w:tblPr>
       <w:tblGrid>
-        <w:gridCol w:w="2000"/>
-        <w:gridCol w:w="2300"/>
-        <w:gridCol w:w="2100"/>
-        <w:gridCol w:w="3104"/>
+        <w:gridCol w:w="1750"/>
+        <w:gridCol w:w="2500"/>
+        <w:gridCol w:w="2200"/>
+        <w:gridCol w:w="3054"/>
       </w:tblGrid>
       <w:tr>
         <w:trPr>
           <w:cantSplit/>
-          <w:trHeight w:val="320" w:hRule="atLeast"/>
+          <w:trHeight w:val="300" w:hRule="atLeast"/>
         </w:trPr>
         <w:tc>
           <w:tcPr>
-            <w:tcW w:w="2000" w:type="dxa"/>
+            <w:tcW w:w="1750" w:type="dxa"/>
+            <w:vAlign w:val="center"/>
+          </w:tcPr>
+          <w:p>
+            <w:pPr>
+              <w:pStyle w:val="Heading2"/>
+              <w:spacing w:before="0" w:after="0" w:line="240" w:lineRule="auto"/>
+            </w:pPr>
+            <w:r>
+              <w:rPr>
+                <w:rFonts w:ascii="Avenir Next" w:hAnsi="Avenir Next" w:cs="Avenir Next" w:eastAsia="Avenir Next"/>
+                <w:b/>
+                <w:color w:val="003A70"/>
+                <w:spacing w:val="12"/>
+                <w:sz w:val="15"/>
+                <w:szCs w:val="15"/>
+              </w:rPr>
+              <w:t xml:space="preserve">CHECK YOURSELF</w:t>
+            </w:r>
+          </w:p>
+        </w:tc>
+        <w:tc>
+          <w:tcPr>
+            <w:tcW w:w="2500" w:type="dxa"/>
             <w:vAlign w:val="center"/>
           </w:tcPr>
           <w:p>
@@ -3662,20 +3706,27 @@
             </w:pPr>
             <w:r>
               <w:rPr>
-                <w:rFonts w:ascii="Avenir Next" w:hAnsi="Avenir Next" w:cs="Avenir Next" w:eastAsia="Avenir Next"/>
-                <w:b/>
-                <w:color w:val="003A70"/>
-                <w:spacing w:val="12"/>
-                <w:sz w:val="15"/>
-                <w:szCs w:val="15"/>
-              </w:rPr>
-              <w:t xml:space="preserve">CHECK YOURSELF</w:t>
+                <w:rFonts w:ascii="Arial" w:hAnsi="Arial" w:cs="Arial" w:eastAsia="Arial"/>
+                <w:color w:val="1A1A1A"/>
+                <w:sz w:val="20"/>
+                <w:szCs w:val="20"/>
+              </w:rPr>
+              <w:t xml:space="preserve">□</w:t>
+            </w:r>
+            <w:r>
+              <w:rPr>
+                <w:rFonts w:ascii="Avenir Next" w:hAnsi="Avenir Next" w:cs="Avenir Next" w:eastAsia="Avenir Next"/>
+                <w:color w:val="1A1A1A"/>
+                <w:sz w:val="17"/>
+                <w:szCs w:val="17"/>
+              </w:rPr>
+              <w:t xml:space="preserve">  I can do this on my own</w:t>
             </w:r>
           </w:p>
         </w:tc>
         <w:tc>
           <w:tcPr>
-            <w:tcW w:w="2300" w:type="dxa"/>
+            <w:tcW w:w="2200" w:type="dxa"/>
             <w:vAlign w:val="center"/>
           </w:tcPr>
           <w:p>
@@ -3686,8 +3737,8 @@
               <w:rPr>
                 <w:rFonts w:ascii="Arial" w:hAnsi="Arial" w:cs="Arial" w:eastAsia="Arial"/>
                 <w:color w:val="1A1A1A"/>
-                <w:sz w:val="24"/>
-                <w:szCs w:val="24"/>
+                <w:sz w:val="20"/>
+                <w:szCs w:val="20"/>
               </w:rPr>
               <w:t xml:space="preserve">□</w:t>
             </w:r>
@@ -3698,13 +3749,13 @@
                 <w:sz w:val="17"/>
                 <w:szCs w:val="17"/>
               </w:rPr>
-              <w:t xml:space="preserve">  I can do this on my own</w:t>
+              <w:t xml:space="preserve">  I need a little help</w:t>
             </w:r>
           </w:p>
         </w:tc>
         <w:tc>
           <w:tcPr>
-            <w:tcW w:w="2100" w:type="dxa"/>
+            <w:tcW w:w="3054" w:type="dxa"/>
             <w:vAlign w:val="center"/>
           </w:tcPr>
           <w:p>
@@ -3715,37 +3766,8 @@
               <w:rPr>
                 <w:rFonts w:ascii="Arial" w:hAnsi="Arial" w:cs="Arial" w:eastAsia="Arial"/>
                 <w:color w:val="1A1A1A"/>
-                <w:sz w:val="24"/>
-                <w:szCs w:val="24"/>
-              </w:rPr>
-              <w:t xml:space="preserve">□</w:t>
-            </w:r>
-            <w:r>
-              <w:rPr>
-                <w:rFonts w:ascii="Avenir Next" w:hAnsi="Avenir Next" w:cs="Avenir Next" w:eastAsia="Avenir Next"/>
-                <w:color w:val="1A1A1A"/>
-                <w:sz w:val="17"/>
-                <w:szCs w:val="17"/>
-              </w:rPr>
-              <w:t xml:space="preserve">  I need a little help</w:t>
-            </w:r>
-          </w:p>
-        </w:tc>
-        <w:tc>
-          <w:tcPr>
-            <w:tcW w:w="3104" w:type="dxa"/>
-            <w:vAlign w:val="center"/>
-          </w:tcPr>
-          <w:p>
-            <w:pPr>
-              <w:spacing w:before="0" w:after="0" w:line="240" w:lineRule="auto"/>
-            </w:pPr>
-            <w:r>
-              <w:rPr>
-                <w:rFonts w:ascii="Arial" w:hAnsi="Arial" w:cs="Arial" w:eastAsia="Arial"/>
-                <w:color w:val="1A1A1A"/>
-                <w:sz w:val="24"/>
-                <w:szCs w:val="24"/>
+                <w:sz w:val="20"/>
+                <w:szCs w:val="20"/>
               </w:rPr>
               <w:t xml:space="preserve">□</w:t>
             </w:r>
@@ -3780,7 +3802,7 @@
     <w:sectPr>
       <w:footerReference w:type="default" r:id="rIdFooter1"/>
       <w:pgSz w:w="12240" w:h="15840"/>
-      <w:pgMar w:top="893" w:right="1224" w:bottom="835" w:left="1512" w:header="432" w:footer="432" w:gutter="0"/>
+      <w:pgMar w:top="780" w:right="1224" w:bottom="760" w:left="1512" w:header="432" w:footer="432" w:gutter="0"/>
       <w:cols w:space="720"/>
     </w:sectPr>
   </w:body>
@@ -3860,7 +3882,106 @@
               <w:sz w:val="15"/>
               <w:szCs w:val="15"/>
             </w:rPr>
-            <w:t xml:space="preserve">Lesson 6-3  ·  Session 1  ·  Prerequisite Practice A</w:t>
+            <w:t xml:space="preserve">6-3 · Page </w:t>
+          </w:r>
+          <w:r>
+            <w:rPr>
+              <w:rFonts w:ascii="Avenir Next" w:hAnsi="Avenir Next" w:cs="Avenir Next" w:eastAsia="Avenir Next"/>
+              <w:color w:val="5A5F66"/>
+              <w:sz w:val="15"/>
+              <w:szCs w:val="15"/>
+            </w:rPr>
+            <w:fldChar w:fldCharType="begin"/>
+          </w:r>
+          <w:r>
+            <w:rPr>
+              <w:rFonts w:ascii="Avenir Next" w:hAnsi="Avenir Next" w:cs="Avenir Next" w:eastAsia="Avenir Next"/>
+              <w:color w:val="5A5F66"/>
+              <w:sz w:val="15"/>
+              <w:szCs w:val="15"/>
+            </w:rPr>
+            <w:instrText xml:space="preserve"> PAGE </w:instrText>
+          </w:r>
+          <w:r>
+            <w:rPr>
+              <w:rFonts w:ascii="Avenir Next" w:hAnsi="Avenir Next" w:cs="Avenir Next" w:eastAsia="Avenir Next"/>
+              <w:color w:val="5A5F66"/>
+              <w:sz w:val="15"/>
+              <w:szCs w:val="15"/>
+            </w:rPr>
+            <w:fldChar w:fldCharType="separate"/>
+          </w:r>
+          <w:r>
+            <w:rPr>
+              <w:rFonts w:ascii="Avenir Next" w:hAnsi="Avenir Next" w:cs="Avenir Next" w:eastAsia="Avenir Next"/>
+              <w:color w:val="5A5F66"/>
+              <w:sz w:val="15"/>
+              <w:szCs w:val="15"/>
+            </w:rPr>
+            <w:t xml:space="preserve">1</w:t>
+          </w:r>
+          <w:r>
+            <w:rPr>
+              <w:rFonts w:ascii="Avenir Next" w:hAnsi="Avenir Next" w:cs="Avenir Next" w:eastAsia="Avenir Next"/>
+              <w:color w:val="5A5F66"/>
+              <w:sz w:val="15"/>
+              <w:szCs w:val="15"/>
+            </w:rPr>
+            <w:fldChar w:fldCharType="end"/>
+          </w:r>
+          <w:r>
+            <w:rPr>
+              <w:rFonts w:ascii="Avenir Next" w:hAnsi="Avenir Next" w:cs="Avenir Next" w:eastAsia="Avenir Next"/>
+              <w:color w:val="5A5F66"/>
+              <w:sz w:val="15"/>
+              <w:szCs w:val="15"/>
+            </w:rPr>
+            <w:t xml:space="preserve"> of </w:t>
+          </w:r>
+          <w:r>
+            <w:rPr>
+              <w:rFonts w:ascii="Avenir Next" w:hAnsi="Avenir Next" w:cs="Avenir Next" w:eastAsia="Avenir Next"/>
+              <w:color w:val="5A5F66"/>
+              <w:sz w:val="15"/>
+              <w:szCs w:val="15"/>
+            </w:rPr>
+            <w:fldChar w:fldCharType="begin"/>
+          </w:r>
+          <w:r>
+            <w:rPr>
+              <w:rFonts w:ascii="Avenir Next" w:hAnsi="Avenir Next" w:cs="Avenir Next" w:eastAsia="Avenir Next"/>
+              <w:color w:val="5A5F66"/>
+              <w:sz w:val="15"/>
+              <w:szCs w:val="15"/>
+            </w:rPr>
+            <w:instrText xml:space="preserve"> NUMPAGES </w:instrText>
+          </w:r>
+          <w:r>
+            <w:rPr>
+              <w:rFonts w:ascii="Avenir Next" w:hAnsi="Avenir Next" w:cs="Avenir Next" w:eastAsia="Avenir Next"/>
+              <w:color w:val="5A5F66"/>
+              <w:sz w:val="15"/>
+              <w:szCs w:val="15"/>
+            </w:rPr>
+            <w:fldChar w:fldCharType="separate"/>
+          </w:r>
+          <w:r>
+            <w:rPr>
+              <w:rFonts w:ascii="Avenir Next" w:hAnsi="Avenir Next" w:cs="Avenir Next" w:eastAsia="Avenir Next"/>
+              <w:color w:val="5A5F66"/>
+              <w:sz w:val="15"/>
+              <w:szCs w:val="15"/>
+            </w:rPr>
+            <w:t xml:space="preserve">1</w:t>
+          </w:r>
+          <w:r>
+            <w:rPr>
+              <w:rFonts w:ascii="Avenir Next" w:hAnsi="Avenir Next" w:cs="Avenir Next" w:eastAsia="Avenir Next"/>
+              <w:color w:val="5A5F66"/>
+              <w:sz w:val="15"/>
+              <w:szCs w:val="15"/>
+            </w:rPr>
+            <w:fldChar w:fldCharType="end"/>
           </w:r>
         </w:p>
       </w:tc>
@@ -3903,5 +4024,23 @@
       </w:tblCellMar>
     </w:tblPr>
   </w:style>
+  <w:style w:type="paragraph" w:styleId="Heading1">
+    <w:name w:val="heading 1"/>
+    <w:basedOn w:val="Normal"/>
+    <w:pPr>
+      <w:outlineLvl w:val="0"/>
+      <w:keepNext w:val="0"/>
+      <w:keepLines w:val="0"/>
+    </w:pPr>
+  </w:style>
+  <w:style w:type="paragraph" w:styleId="Heading2">
+    <w:name w:val="heading 2"/>
+    <w:basedOn w:val="Normal"/>
+    <w:pPr>
+      <w:outlineLvl w:val="1"/>
+      <w:keepNext w:val="0"/>
+      <w:keepLines w:val="0"/>
+    </w:pPr>
+  </w:style>
 </w:styles>
 </file>